--- a/Puzzles Cover.docx
+++ b/Puzzles Cover.docx
@@ -119,6 +119,7 @@
     <w:p>
       <w:pPr>
         <w:pStyle w:val="IntenseQuote"/>
+        <w:jc w:val="center"/>
         <w:rPr>
           <w:sz w:val="36"/>
           <w:szCs w:val="36"/>

--- a/Puzzles Cover.docx
+++ b/Puzzles Cover.docx
@@ -23,7 +23,7 @@
           <w:sz w:val="96"/>
           <w:szCs w:val="96"/>
         </w:rPr>
-        <w:t>Dementia and Seniors</w:t>
+        <w:t>Seniors and Memory Care</w:t>
       </w:r>
     </w:p>
     <w:p>
@@ -115,7 +115,6 @@
     </w:p>
     <w:p/>
     <w:p/>
-    <w:p/>
     <w:p>
       <w:pPr>
         <w:pStyle w:val="IntenseQuote"/>
@@ -132,7 +131,6 @@
         <w:t>Simple, calming, and frustration-free word searches</w:t>
       </w:r>
     </w:p>
-    <w:p/>
     <w:sectPr>
       <w:pgSz w:w="12240" w:h="15840"/>
       <w:pgMar w:top="1440" w:right="1440" w:bottom="1440" w:left="1440" w:header="720" w:footer="720" w:gutter="0"/>
@@ -746,7 +744,6 @@
   <w:style w:type="character" w:default="1" w:styleId="DefaultParagraphFont">
     <w:name w:val="Default Paragraph Font"/>
     <w:uiPriority w:val="1"/>
-    <w:semiHidden/>
     <w:unhideWhenUsed/>
   </w:style>
   <w:style w:type="table" w:default="1" w:styleId="TableNormal">
